--- a/《AI工具实战应用》/第4章_资料整理与阅读_v1.docx
+++ b/《AI工具实战应用》/第4章_资料整理与阅读_v1.docx
@@ -1471,7 +1471,7 @@
         <w:rPr>
           <w:b w:val="0"/>
         </w:rPr>
-        <w:t>RAG的基本过程可以概括为三步，如图4-4所示。第一步是切分：把长文档切成长度适中的小段，每一小段称为一个片段。切得太长，片段中会混入许多无关内容；切得太短，又可能丢失前后的语境，例如把“超支的原因如下”和后面的原因分开。第二步是检索：根据用户的问题，从知识库中找出与之最相关的若干片段。第三步是生成：把这些片段连同问题一起交给模型，要求模型依据片段作答，并注明每一条结论来自哪一个片段。至于系统如何判断“相关”，以及如何更精确地检索，将在第11章中进一步说明；本节只关注使用者需要掌握的基本思路。</w:t>
+        <w:t>RAG的基本过程可以概括为三步，如图4-4所示。第一步是切分：把长文档切成长度适中的小段，每一小段称为一个片段。切得太长，片段中会混入许多无关内容；切得太短，又可能丢失前后的语境，例如把“超支的原因如下”和后面的原因分开。第二步是检索：根据用户的问题，从知识库中找出与之最相关的若干片段。第三步是生成：把这些片段连同问题一起交给模型，要求模型依据片段作答，并注明每一条结论来自哪一个片段。至于系统如何判断“相关”，其中涉及较多的技术细节，本节只关注使用者需要掌握的基本思路。</w:t>
       </w:r>
     </w:p>
     <w:p>
@@ -2012,7 +2012,7 @@
         <w:rPr>
           <w:b w:val="0"/>
         </w:rPr>
-        <w:t>4.3节介绍了RAG的基本思路：先找到依据，再回答，并注明出处。这一思路是本章的一条主线，它与前面两节的做法是相通的：摘要与纪要都要求回到原文，知识库则把“回到原文”的步骤交给了系统，但核对的责任仍然在使用者身上。关于检索技术的细节，可在第11章中继续学习。</w:t>
+        <w:t>4.3节介绍了RAG的基本思路：先找到依据，再回答，并注明出处。这一思路是本章的一条主线，它与前面两节的做法是相通的：摘要与纪要都要求回到原文，知识库则把“回到原文”的步骤交给了系统，但核对的责任仍然在使用者身上。</w:t>
       </w:r>
     </w:p>
     <w:p>
